--- a/docs/Start Archie V01.docx
+++ b/docs/Start Archie V01.docx
@@ -1,29 +1,679 @@
 
 <file path=word/document.xml><?xml version="1.0" encoding="utf-8"?>
-<w:document xmlns:wpc="http://schemas.microsoft.com/office/word/2010/wordprocessingCanvas" xmlns:cx="http://schemas.microsoft.com/office/drawing/2014/chartex" xmlns:cx1="http://schemas.microsoft.com/office/drawing/2015/9/8/chartex" xmlns:cx2="http://schemas.microsoft.com/office/drawing/2015/10/21/chartex" xmlns:cx3="http://schemas.microsoft.com/office/drawing/2016/5/9/chartex" xmlns:cx4="http://schemas.microsoft.com/office/drawing/2016/5/10/chartex" xmlns:cx5="http://schemas.microsoft.com/office/drawing/2016/5/11/chartex" xmlns:cx6="http://schemas.microsoft.com/office/drawing/2016/5/12/chartex" xmlns:cx7="http://schemas.microsoft.com/office/drawing/2016/5/13/chartex" xmlns:cx8="http://schemas.microsoft.com/office/drawing/2016/5/14/chartex" xmlns:mc="http://schemas.openxmlformats.org/markup-compatibility/2006" xmlns:aink="http://schemas.microsoft.com/office/drawing/2016/ink" xmlns:am3d="http://schemas.microsoft.com/office/drawing/2017/model3d" xmlns:o="urn:schemas-microsoft-com:office:office" xmlns:oel="http://schemas.microsoft.com/office/2019/extlst" xmlns:r="http://schemas.openxmlformats.org/officeDocument/2006/relationships" xmlns:m="http://schemas.openxmlformats.org/officeDocument/2006/math" xmlns:v="urn:schemas-microsoft-com:vml" xmlns:wp14="http://schemas.microsoft.com/office/word/2010/wordprocessingDrawing" xmlns:wp="http://schemas.openxmlformats.org/drawingml/2006/wordprocessingDrawing" xmlns:w10="urn:schemas-microsoft-com:office:word" xmlns:w="http://schemas.openxmlformats.org/wordprocessingml/2006/main" xmlns:w14="http://schemas.microsoft.com/office/word/2010/wordml" xmlns:w15="http://schemas.microsoft.com/office/word/2012/wordml" xmlns:w16cex="http://schemas.microsoft.com/office/word/2018/wordml/cex" xmlns:w16cid="http://schemas.microsoft.com/office/word/2016/wordml/cid" xmlns:w16="http://schemas.microsoft.com/office/word/2018/wordml" xmlns:w16sdtdh="http://schemas.microsoft.com/office/word/2020/wordml/sdtdatahash" xmlns:w16se="http://schemas.microsoft.com/office/word/2015/wordml/symex" xmlns:wpg="http://schemas.microsoft.com/office/word/2010/wordprocessingGroup" xmlns:wpi="http://schemas.microsoft.com/office/word/2010/wordprocessingInk" xmlns:wne="http://schemas.microsoft.com/office/word/2006/wordml" xmlns:wps="http://schemas.microsoft.com/office/word/2010/wordprocessingShape" mc:Ignorable="w14 w15 w16se w16cid w16 w16cex w16sdtdh wp14">
+<w:document xmlns:wpc="http://schemas.microsoft.com/office/word/2010/wordprocessingCanvas" xmlns:cx="http://schemas.microsoft.com/office/drawing/2014/chartex" xmlns:cx1="http://schemas.microsoft.com/office/drawing/2015/9/8/chartex" xmlns:cx2="http://schemas.microsoft.com/office/drawing/2015/10/21/chartex" xmlns:cx3="http://schemas.microsoft.com/office/drawing/2016/5/9/chartex" xmlns:cx4="http://schemas.microsoft.com/office/drawing/2016/5/10/chartex" xmlns:cx5="http://schemas.microsoft.com/office/drawing/2016/5/11/chartex" xmlns:cx6="http://schemas.microsoft.com/office/drawing/2016/5/12/chartex" xmlns:cx7="http://schemas.microsoft.com/office/drawing/2016/5/13/chartex" xmlns:cx8="http://schemas.microsoft.com/office/drawing/2016/5/14/chartex" xmlns:mc="http://schemas.openxmlformats.org/markup-compatibility/2006" xmlns:aink="http://schemas.microsoft.com/office/drawing/2016/ink" xmlns:am3d="http://schemas.microsoft.com/office/drawing/2017/model3d" xmlns:o="urn:schemas-microsoft-com:office:office" xmlns:oel="http://schemas.microsoft.com/office/2019/extlst" xmlns:r="http://schemas.openxmlformats.org/officeDocument/2006/relationships" xmlns:m="http://schemas.openxmlformats.org/officeDocument/2006/math" xmlns:v="urn:schemas-microsoft-com:vml" xmlns:wp14="http://schemas.microsoft.com/office/word/2010/wordprocessingDrawing" xmlns:wp="http://schemas.openxmlformats.org/drawingml/2006/wordprocessingDrawing" xmlns:w10="urn:schemas-microsoft-com:office:word" xmlns:w="http://schemas.openxmlformats.org/wordprocessingml/2006/main" xmlns:w14="http://schemas.microsoft.com/office/word/2010/wordml" xmlns:w15="http://schemas.microsoft.com/office/word/2012/wordml" xmlns:w16cex="http://schemas.microsoft.com/office/word/2018/wordml/cex" xmlns:w16cid="http://schemas.microsoft.com/office/word/2016/wordml/cid" xmlns:w16="http://schemas.microsoft.com/office/word/2018/wordml" xmlns:w16du="http://schemas.microsoft.com/office/word/2023/wordml/word16du" xmlns:w16sdtdh="http://schemas.microsoft.com/office/word/2020/wordml/sdtdatahash" xmlns:w16sdtfl="http://schemas.microsoft.com/office/word/2024/wordml/sdtformatlock" xmlns:w16se="http://schemas.microsoft.com/office/word/2015/wordml/symex" xmlns:wpg="http://schemas.microsoft.com/office/word/2010/wordprocessingGroup" xmlns:wpi="http://schemas.microsoft.com/office/word/2010/wordprocessingInk" xmlns:wne="http://schemas.microsoft.com/office/word/2006/wordml" xmlns:wps="http://schemas.microsoft.com/office/word/2010/wordprocessingShape" mc:Ignorable="w14 w15 w16se w16cid w16 w16cex w16sdtdh w16sdtfl w16du wp14">
   <w:body>
     <w:p>
       <w:pPr>
-        <w:pStyle w:val="Titel"/>
-      </w:pPr>
-      <w:r>
-        <w:t>Start Archi</w:t>
-      </w:r>
-      <w:r>
-        <w:t>e</w:t>
+        <w:pBdr>
+          <w:bottom w:val="single" w:sz="8" w:space="4" w:color="4F81BD"/>
+        </w:pBdr>
+        <w:spacing w:after="300"/>
+        <w:contextualSpacing/>
+        <w:rPr>
+          <w:rFonts w:ascii="Cambria" w:eastAsia="Times New Roman" w:hAnsi="Cambria" w:cs="Times New Roman"/>
+          <w:color w:val="17365D"/>
+          <w:spacing w:val="5"/>
+          <w:kern w:val="28"/>
+          <w:sz w:val="52"/>
+          <w:szCs w:val="52"/>
+        </w:rPr>
+      </w:pPr>
+      <w:r>
+        <w:rPr>
+          <w:rFonts w:ascii="Cambria" w:eastAsia="Times New Roman" w:hAnsi="Cambria" w:cs="Times New Roman"/>
+          <w:color w:val="17365D"/>
+          <w:spacing w:val="5"/>
+          <w:kern w:val="28"/>
+          <w:sz w:val="52"/>
+          <w:szCs w:val="52"/>
+        </w:rPr>
+        <w:t>Start</w:t>
+      </w:r>
+      <w:r>
+        <w:rPr>
+          <w:rFonts w:ascii="Cambria" w:eastAsia="Times New Roman" w:hAnsi="Cambria" w:cs="Times New Roman"/>
+          <w:color w:val="17365D"/>
+          <w:spacing w:val="5"/>
+          <w:kern w:val="28"/>
+          <w:sz w:val="52"/>
+          <w:szCs w:val="52"/>
+        </w:rPr>
+        <w:t xml:space="preserve"> Archie </w:t>
       </w:r>
     </w:p>
     <w:p>
       <w:pPr>
-        <w:pStyle w:val="Kop1"/>
-      </w:pPr>
-      <w:r>
-        <w:t>Inleiding</w:t>
+        <w:numPr>
+          <w:ilvl w:val="1"/>
+          <w:numId w:val="0"/>
+        </w:numPr>
+        <w:rPr>
+          <w:rFonts w:ascii="Cambria" w:eastAsia="Times New Roman" w:hAnsi="Cambria" w:cs="Times New Roman"/>
+          <w:i/>
+          <w:iCs/>
+          <w:color w:val="4F81BD"/>
+          <w:spacing w:val="15"/>
+        </w:rPr>
+      </w:pPr>
+      <w:r>
+        <w:rPr>
+          <w:rFonts w:ascii="Cambria" w:eastAsia="Times New Roman" w:hAnsi="Cambria" w:cs="Times New Roman"/>
+          <w:i/>
+          <w:iCs/>
+          <w:color w:val="4F81BD"/>
+          <w:spacing w:val="15"/>
+        </w:rPr>
+        <w:t>Introductie</w:t>
+      </w:r>
+      <w:r>
+        <w:rPr>
+          <w:rFonts w:ascii="Cambria" w:eastAsia="Times New Roman" w:hAnsi="Cambria" w:cs="Times New Roman"/>
+          <w:i/>
+          <w:iCs/>
+          <w:color w:val="4F81BD"/>
+          <w:spacing w:val="15"/>
+        </w:rPr>
+        <w:t xml:space="preserve"> document</w:t>
       </w:r>
     </w:p>
     <w:p>
-      <w:r>
-        <w:t xml:space="preserve">In dit document wordt verteld </w:t>
+      <w:pPr>
+        <w:rPr>
+          <w:rFonts w:asciiTheme="majorHAnsi" w:eastAsiaTheme="majorEastAsia" w:hAnsiTheme="majorHAnsi" w:cstheme="majorBidi"/>
+          <w:b/>
+          <w:bCs/>
+          <w:color w:val="365F91" w:themeColor="accent1" w:themeShade="BF"/>
+          <w:sz w:val="28"/>
+          <w:szCs w:val="28"/>
+        </w:rPr>
+      </w:pPr>
+      <w:r>
+        <w:rPr>
+          <w:rFonts w:eastAsia="Calibri" w:cs="Times New Roman"/>
+          <w:noProof/>
+        </w:rPr>
+        <mc:AlternateContent>
+          <mc:Choice Requires="wps">
+            <w:drawing>
+              <wp:anchor distT="45720" distB="45720" distL="114300" distR="114300" simplePos="0" relativeHeight="251659264" behindDoc="1" locked="0" layoutInCell="1" allowOverlap="1" wp14:anchorId="59DB5224" wp14:editId="4DEB1189">
+                <wp:simplePos x="0" y="0"/>
+                <wp:positionH relativeFrom="margin">
+                  <wp:posOffset>-7620</wp:posOffset>
+                </wp:positionH>
+                <wp:positionV relativeFrom="paragraph">
+                  <wp:posOffset>313055</wp:posOffset>
+                </wp:positionV>
+                <wp:extent cx="1767840" cy="1562100"/>
+                <wp:effectExtent l="0" t="0" r="3810" b="0"/>
+                <wp:wrapTight wrapText="bothSides">
+                  <wp:wrapPolygon edited="0">
+                    <wp:start x="0" y="0"/>
+                    <wp:lineTo x="0" y="21337"/>
+                    <wp:lineTo x="21414" y="21337"/>
+                    <wp:lineTo x="21414" y="0"/>
+                    <wp:lineTo x="0" y="0"/>
+                  </wp:wrapPolygon>
+                </wp:wrapTight>
+                <wp:docPr id="19121062" name="Tekstvak 9"/>
+                <wp:cNvGraphicFramePr>
+                  <a:graphicFrameLocks xmlns:a="http://schemas.openxmlformats.org/drawingml/2006/main"/>
+                </wp:cNvGraphicFramePr>
+                <a:graphic xmlns:a="http://schemas.openxmlformats.org/drawingml/2006/main">
+                  <a:graphicData uri="http://schemas.microsoft.com/office/word/2010/wordprocessingShape">
+                    <wps:wsp>
+                      <wps:cNvSpPr txBox="1">
+                        <a:spLocks/>
+                      </wps:cNvSpPr>
+                      <wps:spPr bwMode="auto">
+                        <a:xfrm>
+                          <a:off x="0" y="0"/>
+                          <a:ext cx="1767840" cy="1562100"/>
+                        </a:xfrm>
+                        <a:prstGeom prst="rect">
+                          <a:avLst/>
+                        </a:prstGeom>
+                        <a:solidFill>
+                          <a:sysClr val="window" lastClr="FFFFFF">
+                            <a:lumMod val="65000"/>
+                          </a:sysClr>
+                        </a:solidFill>
+                        <a:ln w="9525">
+                          <a:noFill/>
+                          <a:miter lim="800000"/>
+                          <a:headEnd/>
+                          <a:tailEnd/>
+                        </a:ln>
+                      </wps:spPr>
+                      <wps:txbx>
+                        <w:txbxContent>
+                          <w:p>
+                            <w:pPr>
+                              <w:jc w:val="right"/>
+                              <w:rPr>
+                                <w:sz w:val="18"/>
+                                <w:szCs w:val="18"/>
+                                <w:lang w:eastAsia="nl-NL"/>
+                              </w:rPr>
+                            </w:pPr>
+                            <w:r>
+                              <w:rPr>
+                                <w:noProof/>
+                              </w:rPr>
+                              <w:drawing>
+                                <wp:inline distT="0" distB="0" distL="0" distR="0" wp14:anchorId="30E1C987" wp14:editId="60FD196E">
+                                  <wp:extent cx="475615" cy="475615"/>
+                                  <wp:effectExtent l="0" t="0" r="635" b="635"/>
+                                  <wp:docPr id="1" name="Afbeelding 1"/>
+                                  <wp:cNvGraphicFramePr>
+                                    <a:graphicFrameLocks xmlns:a="http://schemas.openxmlformats.org/drawingml/2006/main" noChangeAspect="1"/>
+                                  </wp:cNvGraphicFramePr>
+                                  <a:graphic xmlns:a="http://schemas.openxmlformats.org/drawingml/2006/main">
+                                    <a:graphicData uri="http://schemas.openxmlformats.org/drawingml/2006/picture">
+                                      <pic:pic xmlns:pic="http://schemas.openxmlformats.org/drawingml/2006/picture">
+                                        <pic:nvPicPr>
+                                          <pic:cNvPr id="0" name="Picture 3"/>
+                                          <pic:cNvPicPr>
+                                            <a:picLocks noChangeAspect="1" noChangeArrowheads="1"/>
+                                          </pic:cNvPicPr>
+                                        </pic:nvPicPr>
+                                        <pic:blipFill>
+                                          <a:blip r:embed="rId8">
+                                            <a:extLst>
+                                              <a:ext uri="{28A0092B-C50C-407E-A947-70E740481C1C}">
+                                                <a14:useLocalDpi xmlns:a14="http://schemas.microsoft.com/office/drawing/2010/main" val="0"/>
+                                              </a:ext>
+                                            </a:extLst>
+                                          </a:blip>
+                                          <a:srcRect/>
+                                          <a:stretch>
+                                            <a:fillRect/>
+                                          </a:stretch>
+                                        </pic:blipFill>
+                                        <pic:spPr bwMode="auto">
+                                          <a:xfrm>
+                                            <a:off x="0" y="0"/>
+                                            <a:ext cx="475615" cy="475615"/>
+                                          </a:xfrm>
+                                          <a:prstGeom prst="rect">
+                                            <a:avLst/>
+                                          </a:prstGeom>
+                                          <a:noFill/>
+                                          <a:ln>
+                                            <a:noFill/>
+                                          </a:ln>
+                                        </pic:spPr>
+                                      </pic:pic>
+                                    </a:graphicData>
+                                  </a:graphic>
+                                </wp:inline>
+                              </w:drawing>
+                            </w:r>
+                          </w:p>
+                          <w:p>
+                            <w:pPr>
+                              <w:rPr>
+                                <w:lang w:eastAsia="nl-NL"/>
+                              </w:rPr>
+                            </w:pPr>
+                            <w:r>
+                              <w:rPr>
+                                <w:sz w:val="18"/>
+                                <w:szCs w:val="18"/>
+                                <w:lang w:eastAsia="nl-NL"/>
+                              </w:rPr>
+                              <w:t>De naam Archie is gekozen omdat het een Archiveringssysteem betreft. Én omdat Archie bekend is in de stripwereld, als de man van staal.</w:t>
+                            </w:r>
+                          </w:p>
+                          <w:p>
+                            <w:pPr>
+                              <w:rPr>
+                                <w:lang w:eastAsia="nl-NL"/>
+                              </w:rPr>
+                            </w:pPr>
+                            <w:r>
+                              <w:rPr>
+                                <w:lang w:eastAsia="nl-NL"/>
+                              </w:rPr>
+                              <w:t xml:space="preserve"> </w:t>
+                            </w:r>
+                          </w:p>
+                          <w:p/>
+                        </w:txbxContent>
+                      </wps:txbx>
+                      <wps:bodyPr rot="0" vert="horz" wrap="square" lIns="91440" tIns="45720" rIns="91440" bIns="45720" anchor="t" anchorCtr="0">
+                        <a:noAutofit/>
+                      </wps:bodyPr>
+                    </wps:wsp>
+                  </a:graphicData>
+                </a:graphic>
+                <wp14:sizeRelH relativeFrom="margin">
+                  <wp14:pctWidth>0</wp14:pctWidth>
+                </wp14:sizeRelH>
+                <wp14:sizeRelV relativeFrom="margin">
+                  <wp14:pctHeight>0</wp14:pctHeight>
+                </wp14:sizeRelV>
+              </wp:anchor>
+            </w:drawing>
+          </mc:Choice>
+          <mc:Fallback>
+            <w:pict>
+              <v:shapetype w14:anchorId="59DB5224" id="_x0000_t202" coordsize="21600,21600" o:spt="202" path="m,l,21600r21600,l21600,xe">
+                <v:stroke joinstyle="miter"/>
+                <v:path gradientshapeok="t" o:connecttype="rect"/>
+              </v:shapetype>
+              <v:shape id="Tekstvak 9" o:spid="_x0000_s1026" type="#_x0000_t202" style="position:absolute;margin-left:-.6pt;margin-top:24.65pt;width:139.2pt;height:123pt;z-index:-251657216;visibility:visible;mso-wrap-style:square;mso-width-percent:0;mso-height-percent:0;mso-wrap-distance-left:9pt;mso-wrap-distance-top:3.6pt;mso-wrap-distance-right:9pt;mso-wrap-distance-bottom:3.6pt;mso-position-horizontal:absolute;mso-position-horizontal-relative:margin;mso-position-vertical:absolute;mso-position-vertical-relative:text;mso-width-percent:0;mso-height-percent:0;mso-width-relative:margin;mso-height-relative:margin;v-text-anchor:top" o:gfxdata="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" fillcolor="#a6a6a6" stroked="f">
+                <v:textbox>
+                  <w:txbxContent>
+                    <w:p>
+                      <w:pPr>
+                        <w:jc w:val="right"/>
+                        <w:rPr>
+                          <w:sz w:val="18"/>
+                          <w:szCs w:val="18"/>
+                          <w:lang w:eastAsia="nl-NL"/>
+                        </w:rPr>
+                      </w:pPr>
+                      <w:r>
+                        <w:rPr>
+                          <w:noProof/>
+                        </w:rPr>
+                        <w:drawing>
+                          <wp:inline distT="0" distB="0" distL="0" distR="0" wp14:anchorId="30E1C987" wp14:editId="60FD196E">
+                            <wp:extent cx="475615" cy="475615"/>
+                            <wp:effectExtent l="0" t="0" r="635" b="635"/>
+                            <wp:docPr id="1" name="Afbeelding 1"/>
+                            <wp:cNvGraphicFramePr>
+                              <a:graphicFrameLocks xmlns:a="http://schemas.openxmlformats.org/drawingml/2006/main" noChangeAspect="1"/>
+                            </wp:cNvGraphicFramePr>
+                            <a:graphic xmlns:a="http://schemas.openxmlformats.org/drawingml/2006/main">
+                              <a:graphicData uri="http://schemas.openxmlformats.org/drawingml/2006/picture">
+                                <pic:pic xmlns:pic="http://schemas.openxmlformats.org/drawingml/2006/picture">
+                                  <pic:nvPicPr>
+                                    <pic:cNvPr id="0" name="Picture 3"/>
+                                    <pic:cNvPicPr>
+                                      <a:picLocks noChangeAspect="1" noChangeArrowheads="1"/>
+                                    </pic:cNvPicPr>
+                                  </pic:nvPicPr>
+                                  <pic:blipFill>
+                                    <a:blip r:embed="rId8">
+                                      <a:extLst>
+                                        <a:ext uri="{28A0092B-C50C-407E-A947-70E740481C1C}">
+                                          <a14:useLocalDpi xmlns:a14="http://schemas.microsoft.com/office/drawing/2010/main" val="0"/>
+                                        </a:ext>
+                                      </a:extLst>
+                                    </a:blip>
+                                    <a:srcRect/>
+                                    <a:stretch>
+                                      <a:fillRect/>
+                                    </a:stretch>
+                                  </pic:blipFill>
+                                  <pic:spPr bwMode="auto">
+                                    <a:xfrm>
+                                      <a:off x="0" y="0"/>
+                                      <a:ext cx="475615" cy="475615"/>
+                                    </a:xfrm>
+                                    <a:prstGeom prst="rect">
+                                      <a:avLst/>
+                                    </a:prstGeom>
+                                    <a:noFill/>
+                                    <a:ln>
+                                      <a:noFill/>
+                                    </a:ln>
+                                  </pic:spPr>
+                                </pic:pic>
+                              </a:graphicData>
+                            </a:graphic>
+                          </wp:inline>
+                        </w:drawing>
+                      </w:r>
+                    </w:p>
+                    <w:p>
+                      <w:pPr>
+                        <w:rPr>
+                          <w:lang w:eastAsia="nl-NL"/>
+                        </w:rPr>
+                      </w:pPr>
+                      <w:r>
+                        <w:rPr>
+                          <w:sz w:val="18"/>
+                          <w:szCs w:val="18"/>
+                          <w:lang w:eastAsia="nl-NL"/>
+                        </w:rPr>
+                        <w:t>De naam Archie is gekozen omdat het een Archiveringssysteem betreft. Én omdat Archie bekend is in de stripwereld, als de man van staal.</w:t>
+                      </w:r>
+                    </w:p>
+                    <w:p>
+                      <w:pPr>
+                        <w:rPr>
+                          <w:lang w:eastAsia="nl-NL"/>
+                        </w:rPr>
+                      </w:pPr>
+                      <w:r>
+                        <w:rPr>
+                          <w:lang w:eastAsia="nl-NL"/>
+                        </w:rPr>
+                        <w:t xml:space="preserve"> </w:t>
+                      </w:r>
+                    </w:p>
+                    <w:p/>
+                  </w:txbxContent>
+                </v:textbox>
+                <w10:wrap type="tight" anchorx="margin"/>
+              </v:shape>
+            </w:pict>
+          </mc:Fallback>
+        </mc:AlternateContent>
+      </w:r>
+      <w:r>
+        <w:br w:type="page"/>
+      </w:r>
+    </w:p>
+    <w:sdt>
+      <w:sdtPr>
+        <w:id w:val="-2014362253"/>
+        <w:docPartObj>
+          <w:docPartGallery w:val="Table of Contents"/>
+          <w:docPartUnique/>
+        </w:docPartObj>
+      </w:sdtPr>
+      <w:sdtEndPr>
+        <w:rPr>
+          <w:rFonts w:ascii="Calibri" w:eastAsiaTheme="minorHAnsi" w:hAnsi="Calibri" w:cstheme="minorBidi"/>
+          <w:b/>
+          <w:bCs/>
+          <w:color w:val="auto"/>
+          <w:sz w:val="22"/>
+          <w:szCs w:val="22"/>
+          <w:lang w:eastAsia="en-US"/>
+        </w:rPr>
+      </w:sdtEndPr>
+      <w:sdtContent>
+        <w:p>
+          <w:pPr>
+            <w:pStyle w:val="Kopvaninhoudsopgave"/>
+          </w:pPr>
+          <w:r>
+            <w:t>Inhoud</w:t>
+          </w:r>
+        </w:p>
+        <w:p>
+          <w:pPr>
+            <w:pStyle w:val="Inhopg1"/>
+            <w:tabs>
+              <w:tab w:val="right" w:leader="dot" w:pos="9062"/>
+            </w:tabs>
+            <w:rPr>
+              <w:rFonts w:asciiTheme="minorHAnsi" w:eastAsiaTheme="minorEastAsia" w:hAnsiTheme="minorHAnsi"/>
+              <w:noProof/>
+              <w:kern w:val="2"/>
+              <w:sz w:val="24"/>
+              <w:szCs w:val="24"/>
+              <w:lang w:eastAsia="nl-NL"/>
+              <w14:ligatures w14:val="standardContextual"/>
+            </w:rPr>
+          </w:pPr>
+          <w:r>
+            <w:fldChar w:fldCharType="begin"/>
+          </w:r>
+          <w:r>
+            <w:instrText xml:space="preserve"> TOC \o "1-3" \h \z \u </w:instrText>
+          </w:r>
+          <w:r>
+            <w:fldChar w:fldCharType="separate"/>
+          </w:r>
+          <w:hyperlink w:anchor="_Toc239254497" w:history="1">
+            <w:r>
+              <w:rPr>
+                <w:rStyle w:val="Hyperlink"/>
+                <w:noProof/>
+              </w:rPr>
+              <w:t>Inleiding</w:t>
+            </w:r>
+            <w:r>
+              <w:rPr>
+                <w:noProof/>
+                <w:webHidden/>
+              </w:rPr>
+              <w:tab/>
+            </w:r>
+            <w:r>
+              <w:rPr>
+                <w:noProof/>
+                <w:webHidden/>
+              </w:rPr>
+              <w:fldChar w:fldCharType="begin"/>
+            </w:r>
+            <w:r>
+              <w:rPr>
+                <w:noProof/>
+                <w:webHidden/>
+              </w:rPr>
+              <w:instrText xml:space="preserve"> PAGEREF _Toc239254497 \h </w:instrText>
+            </w:r>
+            <w:r>
+              <w:rPr>
+                <w:noProof/>
+                <w:webHidden/>
+              </w:rPr>
+            </w:r>
+            <w:r>
+              <w:rPr>
+                <w:noProof/>
+                <w:webHidden/>
+              </w:rPr>
+              <w:fldChar w:fldCharType="separate"/>
+            </w:r>
+            <w:r>
+              <w:rPr>
+                <w:noProof/>
+                <w:webHidden/>
+              </w:rPr>
+              <w:t>3</w:t>
+            </w:r>
+            <w:r>
+              <w:rPr>
+                <w:noProof/>
+                <w:webHidden/>
+              </w:rPr>
+              <w:fldChar w:fldCharType="end"/>
+            </w:r>
+          </w:hyperlink>
+        </w:p>
+        <w:p>
+          <w:pPr>
+            <w:pStyle w:val="Inhopg1"/>
+            <w:tabs>
+              <w:tab w:val="right" w:leader="dot" w:pos="9062"/>
+            </w:tabs>
+            <w:rPr>
+              <w:rFonts w:asciiTheme="minorHAnsi" w:eastAsiaTheme="minorEastAsia" w:hAnsiTheme="minorHAnsi"/>
+              <w:noProof/>
+              <w:kern w:val="2"/>
+              <w:sz w:val="24"/>
+              <w:szCs w:val="24"/>
+              <w:lang w:eastAsia="nl-NL"/>
+              <w14:ligatures w14:val="standardContextual"/>
+            </w:rPr>
+          </w:pPr>
+          <w:hyperlink w:anchor="_Toc239254498" w:history="1">
+            <w:r>
+              <w:rPr>
+                <w:rStyle w:val="Hyperlink"/>
+                <w:noProof/>
+              </w:rPr>
+              <w:t>Gedachte</w:t>
+            </w:r>
+            <w:r>
+              <w:rPr>
+                <w:noProof/>
+                <w:webHidden/>
+              </w:rPr>
+              <w:tab/>
+            </w:r>
+            <w:r>
+              <w:rPr>
+                <w:noProof/>
+                <w:webHidden/>
+              </w:rPr>
+              <w:fldChar w:fldCharType="begin"/>
+            </w:r>
+            <w:r>
+              <w:rPr>
+                <w:noProof/>
+                <w:webHidden/>
+              </w:rPr>
+              <w:instrText xml:space="preserve"> PAGEREF _Toc239254498 \h </w:instrText>
+            </w:r>
+            <w:r>
+              <w:rPr>
+                <w:noProof/>
+                <w:webHidden/>
+              </w:rPr>
+            </w:r>
+            <w:r>
+              <w:rPr>
+                <w:noProof/>
+                <w:webHidden/>
+              </w:rPr>
+              <w:fldChar w:fldCharType="separate"/>
+            </w:r>
+            <w:r>
+              <w:rPr>
+                <w:noProof/>
+                <w:webHidden/>
+              </w:rPr>
+              <w:t>3</w:t>
+            </w:r>
+            <w:r>
+              <w:rPr>
+                <w:noProof/>
+                <w:webHidden/>
+              </w:rPr>
+              <w:fldChar w:fldCharType="end"/>
+            </w:r>
+          </w:hyperlink>
+        </w:p>
+        <w:p>
+          <w:pPr>
+            <w:pStyle w:val="Inhopg1"/>
+            <w:tabs>
+              <w:tab w:val="right" w:leader="dot" w:pos="9062"/>
+            </w:tabs>
+            <w:rPr>
+              <w:rFonts w:asciiTheme="minorHAnsi" w:eastAsiaTheme="minorEastAsia" w:hAnsiTheme="minorHAnsi"/>
+              <w:noProof/>
+              <w:kern w:val="2"/>
+              <w:sz w:val="24"/>
+              <w:szCs w:val="24"/>
+              <w:lang w:eastAsia="nl-NL"/>
+              <w14:ligatures w14:val="standardContextual"/>
+            </w:rPr>
+          </w:pPr>
+          <w:hyperlink w:anchor="_Toc239254499" w:history="1">
+            <w:r>
+              <w:rPr>
+                <w:rStyle w:val="Hyperlink"/>
+                <w:noProof/>
+              </w:rPr>
+              <w:t>Documentatie</w:t>
+            </w:r>
+            <w:r>
+              <w:rPr>
+                <w:noProof/>
+                <w:webHidden/>
+              </w:rPr>
+              <w:tab/>
+            </w:r>
+            <w:r>
+              <w:rPr>
+                <w:noProof/>
+                <w:webHidden/>
+              </w:rPr>
+              <w:fldChar w:fldCharType="begin"/>
+            </w:r>
+            <w:r>
+              <w:rPr>
+                <w:noProof/>
+                <w:webHidden/>
+              </w:rPr>
+              <w:instrText xml:space="preserve"> PAGEREF _Toc239254499 \h </w:instrText>
+            </w:r>
+            <w:r>
+              <w:rPr>
+                <w:noProof/>
+                <w:webHidden/>
+              </w:rPr>
+            </w:r>
+            <w:r>
+              <w:rPr>
+                <w:noProof/>
+                <w:webHidden/>
+              </w:rPr>
+              <w:fldChar w:fldCharType="separate"/>
+            </w:r>
+            <w:r>
+              <w:rPr>
+                <w:noProof/>
+                <w:webHidden/>
+              </w:rPr>
+              <w:t>3</w:t>
+            </w:r>
+            <w:r>
+              <w:rPr>
+                <w:noProof/>
+                <w:webHidden/>
+              </w:rPr>
+              <w:fldChar w:fldCharType="end"/>
+            </w:r>
+          </w:hyperlink>
+        </w:p>
+        <w:p>
+          <w:r>
+            <w:rPr>
+              <w:b/>
+              <w:bCs/>
+            </w:rPr>
+            <w:fldChar w:fldCharType="end"/>
+          </w:r>
+        </w:p>
+      </w:sdtContent>
+    </w:sdt>
+    <w:p/>
+    <w:p>
+      <w:pPr>
+        <w:rPr>
+          <w:rFonts w:asciiTheme="majorHAnsi" w:eastAsiaTheme="majorEastAsia" w:hAnsiTheme="majorHAnsi" w:cstheme="majorBidi"/>
+          <w:b/>
+          <w:bCs/>
+          <w:color w:val="365F91" w:themeColor="accent1" w:themeShade="BF"/>
+          <w:sz w:val="28"/>
+          <w:szCs w:val="28"/>
+        </w:rPr>
+      </w:pPr>
+      <w:r>
+        <w:br w:type="page"/>
+      </w:r>
+    </w:p>
+    <w:p>
+      <w:pPr>
+        <w:pStyle w:val="Kop1"/>
+      </w:pPr>
+      <w:bookmarkStart w:id="0" w:name="_Toc239254497"/>
+      <w:r>
+        <w:lastRenderedPageBreak/>
+        <w:t>Inleiding</w:t>
+      </w:r>
+      <w:bookmarkEnd w:id="0"/>
+    </w:p>
+    <w:p>
+      <w:r>
+        <w:t>D</w:t>
+      </w:r>
+      <w:r>
+        <w:t>it document vertel</w:t>
+      </w:r>
+      <w:r>
+        <w:t xml:space="preserve">t over </w:t>
       </w:r>
       <w:r>
         <w:t xml:space="preserve">Archie, het archief systeem voor huishoudens en </w:t>
@@ -60,12 +710,14 @@
       <w:pPr>
         <w:pStyle w:val="Kop1"/>
       </w:pPr>
+      <w:bookmarkStart w:id="1" w:name="_Toc239254498"/>
       <w:r>
         <w:t>Gedachte</w:t>
       </w:r>
+      <w:bookmarkEnd w:id="1"/>
     </w:p>
     <w:p>
-      <w:bookmarkStart w:id="0" w:name="_Hlk132192184"/>
+      <w:bookmarkStart w:id="2" w:name="_Hlk132192184"/>
       <w:r>
         <w:t xml:space="preserve">Het zou toch </w:t>
       </w:r>
@@ -147,11 +799,9 @@
       <w:r>
         <w:t xml:space="preserve">gescand. E-mail en </w:t>
       </w:r>
-      <w:proofErr w:type="spellStart"/>
-      <w:r>
-        <w:t>Whattsapp</w:t>
-      </w:r>
-      <w:proofErr w:type="spellEnd"/>
+      <w:r>
+        <w:t>WhatsApp</w:t>
+      </w:r>
       <w:r>
         <w:t xml:space="preserve"> bijlagen zouden er ook makkelijk in opgeslagen </w:t>
       </w:r>
@@ -162,16 +812,11 @@
         <w:t>kunnen worden</w:t>
       </w:r>
       <w:r>
-        <w:t xml:space="preserve">. Verder leggen sommige organisaties bv energieleverancier, telefoonmaatschappij, een klantenarchief aan. De documenten uit die archieven zouden eenvoudig ingelezen en opgeslagen moeten kunnen worden in </w:t>
-      </w:r>
-      <w:proofErr w:type="spellStart"/>
-      <w:r>
-        <w:t>Archi</w:t>
+        <w:t>. Verder leggen sommige organisaties bv energieleverancier, telefoonmaatschappij, een klantenarchief aan. De documenten uit die archieven zouden eenvoudig ingelezen en opgeslagen moeten kunnen worden in Archi</w:t>
       </w:r>
       <w:r>
         <w:t>e</w:t>
       </w:r>
-      <w:proofErr w:type="spellEnd"/>
       <w:r>
         <w:t>.</w:t>
       </w:r>
@@ -182,14 +827,16 @@
         <w:t>Kortom snel en eenvoudig documenten opbergen en terugvinden</w:t>
       </w:r>
     </w:p>
-    <w:bookmarkEnd w:id="0"/>
     <w:p>
       <w:pPr>
         <w:pStyle w:val="Kop1"/>
       </w:pPr>
+      <w:bookmarkStart w:id="3" w:name="_Toc239254499"/>
+      <w:bookmarkEnd w:id="2"/>
       <w:r>
         <w:t>Documentatie</w:t>
       </w:r>
+      <w:bookmarkEnd w:id="3"/>
     </w:p>
     <w:p>
       <w:r>
@@ -300,13 +947,8 @@
         <w:t>1</w:t>
       </w:r>
       <w:r>
-        <w:t xml:space="preserve"> Relatie documenten </w:t>
-      </w:r>
-      <w:proofErr w:type="spellStart"/>
-      <w:r>
-        <w:t>Archie</w:t>
-      </w:r>
-      <w:proofErr w:type="spellEnd"/>
+        <w:t xml:space="preserve"> Relatie documenten Archie</w:t>
+      </w:r>
       <w:r>
         <w:fldChar w:fldCharType="end"/>
       </w:r>
@@ -318,11 +960,6 @@
       <w:pPr>
         <w:keepNext/>
       </w:pPr>
-      <w:r>
-        <w:rPr>
-          <w:noProof/>
-        </w:rPr>
-      </w:r>
       <w:r>
         <w:rPr>
           <w:noProof/>
@@ -347,10 +984,10 @@
             <v:path o:extrusionok="f" gradientshapeok="t" o:connecttype="rect"/>
             <o:lock v:ext="edit" aspectratio="t"/>
           </v:shapetype>
-          <v:shape id="_x0000_i1025" type="#_x0000_t75" style="width:487.5pt;height:69.25pt" o:ole="">
-            <v:imagedata r:id="rId8" o:title=""/>
+          <v:shape id="_x0000_i1025" type="#_x0000_t75" style="width:487.2pt;height:69pt" o:ole="">
+            <v:imagedata r:id="rId9" o:title=""/>
           </v:shape>
-          <o:OLEObject Type="Embed" ProgID="Visio.Drawing.11" ShapeID="_x0000_i1025" DrawAspect="Content" ObjectID="_1783761095" r:id="rId9"/>
+          <o:OLEObject Type="Embed" ProgID="Visio.Drawing.11" ShapeID="_x0000_i1025" DrawAspect="Content" ObjectID="_1849867329" r:id="rId10"/>
         </w:object>
       </w:r>
     </w:p>
@@ -358,47 +995,29 @@
       <w:pPr>
         <w:pStyle w:val="Bijschrift"/>
       </w:pPr>
-      <w:bookmarkStart w:id="1" w:name="_Ref359151192"/>
+      <w:bookmarkStart w:id="4" w:name="_Ref359151192"/>
       <w:r>
         <w:t xml:space="preserve">Figuur </w:t>
       </w:r>
-      <w:r>
-        <w:fldChar w:fldCharType="begin"/>
-      </w:r>
-      <w:r>
-        <w:instrText xml:space="preserve"> SEQ Figuur \* ARABIC </w:instrText>
-      </w:r>
-      <w:r>
-        <w:fldChar w:fldCharType="separate"/>
-      </w:r>
-      <w:r>
-        <w:rPr>
-          <w:noProof/>
-        </w:rPr>
-        <w:t>1</w:t>
-      </w:r>
-      <w:r>
-        <w:rPr>
-          <w:noProof/>
-        </w:rPr>
-        <w:fldChar w:fldCharType="end"/>
-      </w:r>
+      <w:fldSimple w:instr=" SEQ Figuur \* ARABIC ">
+        <w:r>
+          <w:rPr>
+            <w:noProof/>
+          </w:rPr>
+          <w:t>1</w:t>
+        </w:r>
+      </w:fldSimple>
       <w:r>
         <w:t xml:space="preserve"> Relatie docume</w:t>
       </w:r>
       <w:r>
-        <w:t xml:space="preserve">nten </w:t>
-      </w:r>
-      <w:proofErr w:type="spellStart"/>
-      <w:r>
-        <w:t>Archie</w:t>
-      </w:r>
-      <w:bookmarkEnd w:id="1"/>
-      <w:proofErr w:type="spellEnd"/>
+        <w:t>nten Archie</w:t>
+      </w:r>
+      <w:bookmarkEnd w:id="4"/>
     </w:p>
     <w:p/>
     <w:sectPr>
-      <w:headerReference w:type="default" r:id="rId10"/>
+      <w:headerReference w:type="default" r:id="rId11"/>
       <w:pgSz w:w="11906" w:h="16838"/>
       <w:pgMar w:top="1417" w:right="1417" w:bottom="1417" w:left="1417" w:header="708" w:footer="708" w:gutter="0"/>
       <w:cols w:space="708"/>
@@ -409,7 +1028,7 @@
 </file>
 
 <file path=word/endnotes.xml><?xml version="1.0" encoding="utf-8"?>
-<w:endnotes xmlns:wpc="http://schemas.microsoft.com/office/word/2010/wordprocessingCanvas" xmlns:cx="http://schemas.microsoft.com/office/drawing/2014/chartex" xmlns:cx1="http://schemas.microsoft.com/office/drawing/2015/9/8/chartex" xmlns:cx2="http://schemas.microsoft.com/office/drawing/2015/10/21/chartex" xmlns:cx3="http://schemas.microsoft.com/office/drawing/2016/5/9/chartex" xmlns:cx4="http://schemas.microsoft.com/office/drawing/2016/5/10/chartex" xmlns:cx5="http://schemas.microsoft.com/office/drawing/2016/5/11/chartex" xmlns:cx6="http://schemas.microsoft.com/office/drawing/2016/5/12/chartex" xmlns:cx7="http://schemas.microsoft.com/office/drawing/2016/5/13/chartex" xmlns:cx8="http://schemas.microsoft.com/office/drawing/2016/5/14/chartex" xmlns:mc="http://schemas.openxmlformats.org/markup-compatibility/2006" xmlns:aink="http://schemas.microsoft.com/office/drawing/2016/ink" xmlns:am3d="http://schemas.microsoft.com/office/drawing/2017/model3d" xmlns:o="urn:schemas-microsoft-com:office:office" xmlns:oel="http://schemas.microsoft.com/office/2019/extlst" xmlns:r="http://schemas.openxmlformats.org/officeDocument/2006/relationships" xmlns:m="http://schemas.openxmlformats.org/officeDocument/2006/math" xmlns:v="urn:schemas-microsoft-com:vml" xmlns:wp14="http://schemas.microsoft.com/office/word/2010/wordprocessingDrawing" xmlns:wp="http://schemas.openxmlformats.org/drawingml/2006/wordprocessingDrawing" xmlns:w10="urn:schemas-microsoft-com:office:word" xmlns:w="http://schemas.openxmlformats.org/wordprocessingml/2006/main" xmlns:w14="http://schemas.microsoft.com/office/word/2010/wordml" xmlns:w15="http://schemas.microsoft.com/office/word/2012/wordml" xmlns:w16cex="http://schemas.microsoft.com/office/word/2018/wordml/cex" xmlns:w16cid="http://schemas.microsoft.com/office/word/2016/wordml/cid" xmlns:w16="http://schemas.microsoft.com/office/word/2018/wordml" xmlns:w16sdtdh="http://schemas.microsoft.com/office/word/2020/wordml/sdtdatahash" xmlns:w16se="http://schemas.microsoft.com/office/word/2015/wordml/symex" xmlns:wpg="http://schemas.microsoft.com/office/word/2010/wordprocessingGroup" xmlns:wpi="http://schemas.microsoft.com/office/word/2010/wordprocessingInk" xmlns:wne="http://schemas.microsoft.com/office/word/2006/wordml" xmlns:wps="http://schemas.microsoft.com/office/word/2010/wordprocessingShape" mc:Ignorable="w14 w15 w16se w16cid w16 w16cex w16sdtdh wp14">
+<w:endnotes xmlns:wpc="http://schemas.microsoft.com/office/word/2010/wordprocessingCanvas" xmlns:cx="http://schemas.microsoft.com/office/drawing/2014/chartex" xmlns:cx1="http://schemas.microsoft.com/office/drawing/2015/9/8/chartex" xmlns:cx2="http://schemas.microsoft.com/office/drawing/2015/10/21/chartex" xmlns:cx3="http://schemas.microsoft.com/office/drawing/2016/5/9/chartex" xmlns:cx4="http://schemas.microsoft.com/office/drawing/2016/5/10/chartex" xmlns:cx5="http://schemas.microsoft.com/office/drawing/2016/5/11/chartex" xmlns:cx6="http://schemas.microsoft.com/office/drawing/2016/5/12/chartex" xmlns:cx7="http://schemas.microsoft.com/office/drawing/2016/5/13/chartex" xmlns:cx8="http://schemas.microsoft.com/office/drawing/2016/5/14/chartex" xmlns:mc="http://schemas.openxmlformats.org/markup-compatibility/2006" xmlns:aink="http://schemas.microsoft.com/office/drawing/2016/ink" xmlns:am3d="http://schemas.microsoft.com/office/drawing/2017/model3d" xmlns:o="urn:schemas-microsoft-com:office:office" xmlns:oel="http://schemas.microsoft.com/office/2019/extlst" xmlns:r="http://schemas.openxmlformats.org/officeDocument/2006/relationships" xmlns:m="http://schemas.openxmlformats.org/officeDocument/2006/math" xmlns:v="urn:schemas-microsoft-com:vml" xmlns:wp14="http://schemas.microsoft.com/office/word/2010/wordprocessingDrawing" xmlns:wp="http://schemas.openxmlformats.org/drawingml/2006/wordprocessingDrawing" xmlns:w10="urn:schemas-microsoft-com:office:word" xmlns:w="http://schemas.openxmlformats.org/wordprocessingml/2006/main" xmlns:w14="http://schemas.microsoft.com/office/word/2010/wordml" xmlns:w15="http://schemas.microsoft.com/office/word/2012/wordml" xmlns:w16cex="http://schemas.microsoft.com/office/word/2018/wordml/cex" xmlns:w16cid="http://schemas.microsoft.com/office/word/2016/wordml/cid" xmlns:w16="http://schemas.microsoft.com/office/word/2018/wordml" xmlns:w16du="http://schemas.microsoft.com/office/word/2023/wordml/word16du" xmlns:w16sdtdh="http://schemas.microsoft.com/office/word/2020/wordml/sdtdatahash" xmlns:w16sdtfl="http://schemas.microsoft.com/office/word/2024/wordml/sdtformatlock" xmlns:w16se="http://schemas.microsoft.com/office/word/2015/wordml/symex" xmlns:wpg="http://schemas.microsoft.com/office/word/2010/wordprocessingGroup" xmlns:wpi="http://schemas.microsoft.com/office/word/2010/wordprocessingInk" xmlns:wne="http://schemas.microsoft.com/office/word/2006/wordml" xmlns:wps="http://schemas.microsoft.com/office/word/2010/wordprocessingShape" mc:Ignorable="w14 w15 w16se w16cid w16 w16cex w16sdtdh w16sdtfl w16du wp14">
   <w:endnote w:type="separator" w:id="-1">
     <w:p>
       <w:r>
@@ -431,7 +1050,7 @@
 </file>
 
 <file path=word/footnotes.xml><?xml version="1.0" encoding="utf-8"?>
-<w:footnotes xmlns:wpc="http://schemas.microsoft.com/office/word/2010/wordprocessingCanvas" xmlns:cx="http://schemas.microsoft.com/office/drawing/2014/chartex" xmlns:cx1="http://schemas.microsoft.com/office/drawing/2015/9/8/chartex" xmlns:cx2="http://schemas.microsoft.com/office/drawing/2015/10/21/chartex" xmlns:cx3="http://schemas.microsoft.com/office/drawing/2016/5/9/chartex" xmlns:cx4="http://schemas.microsoft.com/office/drawing/2016/5/10/chartex" xmlns:cx5="http://schemas.microsoft.com/office/drawing/2016/5/11/chartex" xmlns:cx6="http://schemas.microsoft.com/office/drawing/2016/5/12/chartex" xmlns:cx7="http://schemas.microsoft.com/office/drawing/2016/5/13/chartex" xmlns:cx8="http://schemas.microsoft.com/office/drawing/2016/5/14/chartex" xmlns:mc="http://schemas.openxmlformats.org/markup-compatibility/2006" xmlns:aink="http://schemas.microsoft.com/office/drawing/2016/ink" xmlns:am3d="http://schemas.microsoft.com/office/drawing/2017/model3d" xmlns:o="urn:schemas-microsoft-com:office:office" xmlns:oel="http://schemas.microsoft.com/office/2019/extlst" xmlns:r="http://schemas.openxmlformats.org/officeDocument/2006/relationships" xmlns:m="http://schemas.openxmlformats.org/officeDocument/2006/math" xmlns:v="urn:schemas-microsoft-com:vml" xmlns:wp14="http://schemas.microsoft.com/office/word/2010/wordprocessingDrawing" xmlns:wp="http://schemas.openxmlformats.org/drawingml/2006/wordprocessingDrawing" xmlns:w10="urn:schemas-microsoft-com:office:word" xmlns:w="http://schemas.openxmlformats.org/wordprocessingml/2006/main" xmlns:w14="http://schemas.microsoft.com/office/word/2010/wordml" xmlns:w15="http://schemas.microsoft.com/office/word/2012/wordml" xmlns:w16cex="http://schemas.microsoft.com/office/word/2018/wordml/cex" xmlns:w16cid="http://schemas.microsoft.com/office/word/2016/wordml/cid" xmlns:w16="http://schemas.microsoft.com/office/word/2018/wordml" xmlns:w16sdtdh="http://schemas.microsoft.com/office/word/2020/wordml/sdtdatahash" xmlns:w16se="http://schemas.microsoft.com/office/word/2015/wordml/symex" xmlns:wpg="http://schemas.microsoft.com/office/word/2010/wordprocessingGroup" xmlns:wpi="http://schemas.microsoft.com/office/word/2010/wordprocessingInk" xmlns:wne="http://schemas.microsoft.com/office/word/2006/wordml" xmlns:wps="http://schemas.microsoft.com/office/word/2010/wordprocessingShape" mc:Ignorable="w14 w15 w16se w16cid w16 w16cex w16sdtdh wp14">
+<w:footnotes xmlns:wpc="http://schemas.microsoft.com/office/word/2010/wordprocessingCanvas" xmlns:cx="http://schemas.microsoft.com/office/drawing/2014/chartex" xmlns:cx1="http://schemas.microsoft.com/office/drawing/2015/9/8/chartex" xmlns:cx2="http://schemas.microsoft.com/office/drawing/2015/10/21/chartex" xmlns:cx3="http://schemas.microsoft.com/office/drawing/2016/5/9/chartex" xmlns:cx4="http://schemas.microsoft.com/office/drawing/2016/5/10/chartex" xmlns:cx5="http://schemas.microsoft.com/office/drawing/2016/5/11/chartex" xmlns:cx6="http://schemas.microsoft.com/office/drawing/2016/5/12/chartex" xmlns:cx7="http://schemas.microsoft.com/office/drawing/2016/5/13/chartex" xmlns:cx8="http://schemas.microsoft.com/office/drawing/2016/5/14/chartex" xmlns:mc="http://schemas.openxmlformats.org/markup-compatibility/2006" xmlns:aink="http://schemas.microsoft.com/office/drawing/2016/ink" xmlns:am3d="http://schemas.microsoft.com/office/drawing/2017/model3d" xmlns:o="urn:schemas-microsoft-com:office:office" xmlns:oel="http://schemas.microsoft.com/office/2019/extlst" xmlns:r="http://schemas.openxmlformats.org/officeDocument/2006/relationships" xmlns:m="http://schemas.openxmlformats.org/officeDocument/2006/math" xmlns:v="urn:schemas-microsoft-com:vml" xmlns:wp14="http://schemas.microsoft.com/office/word/2010/wordprocessingDrawing" xmlns:wp="http://schemas.openxmlformats.org/drawingml/2006/wordprocessingDrawing" xmlns:w10="urn:schemas-microsoft-com:office:word" xmlns:w="http://schemas.openxmlformats.org/wordprocessingml/2006/main" xmlns:w14="http://schemas.microsoft.com/office/word/2010/wordml" xmlns:w15="http://schemas.microsoft.com/office/word/2012/wordml" xmlns:w16cex="http://schemas.microsoft.com/office/word/2018/wordml/cex" xmlns:w16cid="http://schemas.microsoft.com/office/word/2016/wordml/cid" xmlns:w16="http://schemas.microsoft.com/office/word/2018/wordml" xmlns:w16du="http://schemas.microsoft.com/office/word/2023/wordml/word16du" xmlns:w16sdtdh="http://schemas.microsoft.com/office/word/2020/wordml/sdtdatahash" xmlns:w16sdtfl="http://schemas.microsoft.com/office/word/2024/wordml/sdtformatlock" xmlns:w16se="http://schemas.microsoft.com/office/word/2015/wordml/symex" xmlns:wpg="http://schemas.microsoft.com/office/word/2010/wordprocessingGroup" xmlns:wpi="http://schemas.microsoft.com/office/word/2010/wordprocessingInk" xmlns:wne="http://schemas.microsoft.com/office/word/2006/wordml" xmlns:wps="http://schemas.microsoft.com/office/word/2010/wordprocessingShape" mc:Ignorable="w14 w15 w16se w16cid w16 w16cex w16sdtdh w16sdtfl w16du wp14">
   <w:footnote w:type="separator" w:id="-1">
     <w:p>
       <w:r>
@@ -453,17 +1072,12 @@
 </file>
 
 <file path=word/header1.xml><?xml version="1.0" encoding="utf-8"?>
-<w:hdr xmlns:wpc="http://schemas.microsoft.com/office/word/2010/wordprocessingCanvas" xmlns:cx="http://schemas.microsoft.com/office/drawing/2014/chartex" xmlns:cx1="http://schemas.microsoft.com/office/drawing/2015/9/8/chartex" xmlns:cx2="http://schemas.microsoft.com/office/drawing/2015/10/21/chartex" xmlns:cx3="http://schemas.microsoft.com/office/drawing/2016/5/9/chartex" xmlns:cx4="http://schemas.microsoft.com/office/drawing/2016/5/10/chartex" xmlns:cx5="http://schemas.microsoft.com/office/drawing/2016/5/11/chartex" xmlns:cx6="http://schemas.microsoft.com/office/drawing/2016/5/12/chartex" xmlns:cx7="http://schemas.microsoft.com/office/drawing/2016/5/13/chartex" xmlns:cx8="http://schemas.microsoft.com/office/drawing/2016/5/14/chartex" xmlns:mc="http://schemas.openxmlformats.org/markup-compatibility/2006" xmlns:aink="http://schemas.microsoft.com/office/drawing/2016/ink" xmlns:am3d="http://schemas.microsoft.com/office/drawing/2017/model3d" xmlns:o="urn:schemas-microsoft-com:office:office" xmlns:oel="http://schemas.microsoft.com/office/2019/extlst" xmlns:r="http://schemas.openxmlformats.org/officeDocument/2006/relationships" xmlns:m="http://schemas.openxmlformats.org/officeDocument/2006/math" xmlns:v="urn:schemas-microsoft-com:vml" xmlns:wp14="http://schemas.microsoft.com/office/word/2010/wordprocessingDrawing" xmlns:wp="http://schemas.openxmlformats.org/drawingml/2006/wordprocessingDrawing" xmlns:w10="urn:schemas-microsoft-com:office:word" xmlns:w="http://schemas.openxmlformats.org/wordprocessingml/2006/main" xmlns:w14="http://schemas.microsoft.com/office/word/2010/wordml" xmlns:w15="http://schemas.microsoft.com/office/word/2012/wordml" xmlns:w16cex="http://schemas.microsoft.com/office/word/2018/wordml/cex" xmlns:w16cid="http://schemas.microsoft.com/office/word/2016/wordml/cid" xmlns:w16="http://schemas.microsoft.com/office/word/2018/wordml" xmlns:w16sdtdh="http://schemas.microsoft.com/office/word/2020/wordml/sdtdatahash" xmlns:w16se="http://schemas.microsoft.com/office/word/2015/wordml/symex" xmlns:wpg="http://schemas.microsoft.com/office/word/2010/wordprocessingGroup" xmlns:wpi="http://schemas.microsoft.com/office/word/2010/wordprocessingInk" xmlns:wne="http://schemas.microsoft.com/office/word/2006/wordml" xmlns:wps="http://schemas.microsoft.com/office/word/2010/wordprocessingShape" mc:Ignorable="w14 w15 w16se w16cid w16 w16cex w16sdtdh wp14">
+<w:hdr xmlns:wpc="http://schemas.microsoft.com/office/word/2010/wordprocessingCanvas" xmlns:cx="http://schemas.microsoft.com/office/drawing/2014/chartex" xmlns:cx1="http://schemas.microsoft.com/office/drawing/2015/9/8/chartex" xmlns:cx2="http://schemas.microsoft.com/office/drawing/2015/10/21/chartex" xmlns:cx3="http://schemas.microsoft.com/office/drawing/2016/5/9/chartex" xmlns:cx4="http://schemas.microsoft.com/office/drawing/2016/5/10/chartex" xmlns:cx5="http://schemas.microsoft.com/office/drawing/2016/5/11/chartex" xmlns:cx6="http://schemas.microsoft.com/office/drawing/2016/5/12/chartex" xmlns:cx7="http://schemas.microsoft.com/office/drawing/2016/5/13/chartex" xmlns:cx8="http://schemas.microsoft.com/office/drawing/2016/5/14/chartex" xmlns:mc="http://schemas.openxmlformats.org/markup-compatibility/2006" xmlns:aink="http://schemas.microsoft.com/office/drawing/2016/ink" xmlns:am3d="http://schemas.microsoft.com/office/drawing/2017/model3d" xmlns:o="urn:schemas-microsoft-com:office:office" xmlns:oel="http://schemas.microsoft.com/office/2019/extlst" xmlns:r="http://schemas.openxmlformats.org/officeDocument/2006/relationships" xmlns:m="http://schemas.openxmlformats.org/officeDocument/2006/math" xmlns:v="urn:schemas-microsoft-com:vml" xmlns:wp14="http://schemas.microsoft.com/office/word/2010/wordprocessingDrawing" xmlns:wp="http://schemas.openxmlformats.org/drawingml/2006/wordprocessingDrawing" xmlns:w10="urn:schemas-microsoft-com:office:word" xmlns:w="http://schemas.openxmlformats.org/wordprocessingml/2006/main" xmlns:w14="http://schemas.microsoft.com/office/word/2010/wordml" xmlns:w15="http://schemas.microsoft.com/office/word/2012/wordml" xmlns:w16cex="http://schemas.microsoft.com/office/word/2018/wordml/cex" xmlns:w16cid="http://schemas.microsoft.com/office/word/2016/wordml/cid" xmlns:w16="http://schemas.microsoft.com/office/word/2018/wordml" xmlns:w16du="http://schemas.microsoft.com/office/word/2023/wordml/word16du" xmlns:w16sdtdh="http://schemas.microsoft.com/office/word/2020/wordml/sdtdatahash" xmlns:w16sdtfl="http://schemas.microsoft.com/office/word/2024/wordml/sdtformatlock" xmlns:w16se="http://schemas.microsoft.com/office/word/2015/wordml/symex" xmlns:wpg="http://schemas.microsoft.com/office/word/2010/wordprocessingGroup" xmlns:wpi="http://schemas.microsoft.com/office/word/2010/wordprocessingInk" xmlns:wne="http://schemas.microsoft.com/office/word/2006/wordml" xmlns:wps="http://schemas.microsoft.com/office/word/2010/wordprocessingShape" mc:Ignorable="w14 w15 w16se w16cid w16 w16cex w16sdtdh w16sdtfl w16du wp14">
   <w:p>
     <w:pPr>
       <w:pStyle w:val="Koptekst"/>
       <w:jc w:val="right"/>
     </w:pPr>
-    <w:r>
-      <w:rPr>
-        <w:noProof/>
-      </w:rPr>
-    </w:r>
     <w:r>
       <w:rPr>
         <w:noProof/>
@@ -488,10 +1102,10 @@
           <v:path o:extrusionok="f" gradientshapeok="t" o:connecttype="rect"/>
           <o:lock v:ext="edit" aspectratio="t"/>
         </v:shapetype>
-        <v:shape id="_x0000_i1026" type="#_x0000_t75" style="width:39.5pt;height:35pt" o:ole="">
+        <v:shape id="_x0000_i1026" type="#_x0000_t75" style="width:39.6pt;height:34.8pt" o:ole="">
           <v:imagedata r:id="rId1" o:title=""/>
         </v:shape>
-        <o:OLEObject Type="Embed" ProgID="Visio.Drawing.11" ShapeID="_x0000_i1026" DrawAspect="Content" ObjectID="_1783761096" r:id="rId2"/>
+        <o:OLEObject Type="Embed" ProgID="Visio.Drawing.11" ShapeID="_x0000_i1026" DrawAspect="Content" ObjectID="_1849867330" r:id="rId2"/>
       </w:object>
     </w:r>
   </w:p>
@@ -499,7 +1113,7 @@
 </file>
 
 <file path=word/numbering.xml><?xml version="1.0" encoding="utf-8"?>
-<w:numbering xmlns:wpc="http://schemas.microsoft.com/office/word/2010/wordprocessingCanvas" xmlns:cx="http://schemas.microsoft.com/office/drawing/2014/chartex" xmlns:cx1="http://schemas.microsoft.com/office/drawing/2015/9/8/chartex" xmlns:cx2="http://schemas.microsoft.com/office/drawing/2015/10/21/chartex" xmlns:cx3="http://schemas.microsoft.com/office/drawing/2016/5/9/chartex" xmlns:cx4="http://schemas.microsoft.com/office/drawing/2016/5/10/chartex" xmlns:cx5="http://schemas.microsoft.com/office/drawing/2016/5/11/chartex" xmlns:cx6="http://schemas.microsoft.com/office/drawing/2016/5/12/chartex" xmlns:cx7="http://schemas.microsoft.com/office/drawing/2016/5/13/chartex" xmlns:cx8="http://schemas.microsoft.com/office/drawing/2016/5/14/chartex" xmlns:mc="http://schemas.openxmlformats.org/markup-compatibility/2006" xmlns:aink="http://schemas.microsoft.com/office/drawing/2016/ink" xmlns:am3d="http://schemas.microsoft.com/office/drawing/2017/model3d" xmlns:o="urn:schemas-microsoft-com:office:office" xmlns:oel="http://schemas.microsoft.com/office/2019/extlst" xmlns:r="http://schemas.openxmlformats.org/officeDocument/2006/relationships" xmlns:m="http://schemas.openxmlformats.org/officeDocument/2006/math" xmlns:v="urn:schemas-microsoft-com:vml" xmlns:wp14="http://schemas.microsoft.com/office/word/2010/wordprocessingDrawing" xmlns:wp="http://schemas.openxmlformats.org/drawingml/2006/wordprocessingDrawing" xmlns:w10="urn:schemas-microsoft-com:office:word" xmlns:w="http://schemas.openxmlformats.org/wordprocessingml/2006/main" xmlns:w14="http://schemas.microsoft.com/office/word/2010/wordml" xmlns:w15="http://schemas.microsoft.com/office/word/2012/wordml" xmlns:w16cex="http://schemas.microsoft.com/office/word/2018/wordml/cex" xmlns:w16cid="http://schemas.microsoft.com/office/word/2016/wordml/cid" xmlns:w16="http://schemas.microsoft.com/office/word/2018/wordml" xmlns:w16sdtdh="http://schemas.microsoft.com/office/word/2020/wordml/sdtdatahash" xmlns:w16se="http://schemas.microsoft.com/office/word/2015/wordml/symex" xmlns:wpg="http://schemas.microsoft.com/office/word/2010/wordprocessingGroup" xmlns:wpi="http://schemas.microsoft.com/office/word/2010/wordprocessingInk" xmlns:wne="http://schemas.microsoft.com/office/word/2006/wordml" xmlns:wps="http://schemas.microsoft.com/office/word/2010/wordprocessingShape" mc:Ignorable="w14 w15 w16se w16cid w16 w16cex w16sdtdh wp14">
+<w:numbering xmlns:wpc="http://schemas.microsoft.com/office/word/2010/wordprocessingCanvas" xmlns:cx="http://schemas.microsoft.com/office/drawing/2014/chartex" xmlns:cx1="http://schemas.microsoft.com/office/drawing/2015/9/8/chartex" xmlns:cx2="http://schemas.microsoft.com/office/drawing/2015/10/21/chartex" xmlns:cx3="http://schemas.microsoft.com/office/drawing/2016/5/9/chartex" xmlns:cx4="http://schemas.microsoft.com/office/drawing/2016/5/10/chartex" xmlns:cx5="http://schemas.microsoft.com/office/drawing/2016/5/11/chartex" xmlns:cx6="http://schemas.microsoft.com/office/drawing/2016/5/12/chartex" xmlns:cx7="http://schemas.microsoft.com/office/drawing/2016/5/13/chartex" xmlns:cx8="http://schemas.microsoft.com/office/drawing/2016/5/14/chartex" xmlns:mc="http://schemas.openxmlformats.org/markup-compatibility/2006" xmlns:aink="http://schemas.microsoft.com/office/drawing/2016/ink" xmlns:am3d="http://schemas.microsoft.com/office/drawing/2017/model3d" xmlns:o="urn:schemas-microsoft-com:office:office" xmlns:oel="http://schemas.microsoft.com/office/2019/extlst" xmlns:r="http://schemas.openxmlformats.org/officeDocument/2006/relationships" xmlns:m="http://schemas.openxmlformats.org/officeDocument/2006/math" xmlns:v="urn:schemas-microsoft-com:vml" xmlns:wp14="http://schemas.microsoft.com/office/word/2010/wordprocessingDrawing" xmlns:wp="http://schemas.openxmlformats.org/drawingml/2006/wordprocessingDrawing" xmlns:w10="urn:schemas-microsoft-com:office:word" xmlns:w="http://schemas.openxmlformats.org/wordprocessingml/2006/main" xmlns:w14="http://schemas.microsoft.com/office/word/2010/wordml" xmlns:w15="http://schemas.microsoft.com/office/word/2012/wordml" xmlns:w16cex="http://schemas.microsoft.com/office/word/2018/wordml/cex" xmlns:w16cid="http://schemas.microsoft.com/office/word/2016/wordml/cid" xmlns:w16="http://schemas.microsoft.com/office/word/2018/wordml" xmlns:w16du="http://schemas.microsoft.com/office/word/2023/wordml/word16du" xmlns:w16sdtdh="http://schemas.microsoft.com/office/word/2020/wordml/sdtdatahash" xmlns:w16sdtfl="http://schemas.microsoft.com/office/word/2024/wordml/sdtformatlock" xmlns:w16se="http://schemas.microsoft.com/office/word/2015/wordml/symex" xmlns:wpg="http://schemas.microsoft.com/office/word/2010/wordprocessingGroup" xmlns:wpi="http://schemas.microsoft.com/office/word/2010/wordprocessingInk" xmlns:wne="http://schemas.microsoft.com/office/word/2006/wordml" xmlns:wps="http://schemas.microsoft.com/office/word/2010/wordprocessingShape" mc:Ignorable="w14 w15 w16se w16cid w16 w16cex w16sdtdh w16sdtfl w16du wp14">
   <w:abstractNum w:abstractNumId="0" w15:restartNumberingAfterBreak="0">
     <w:nsid w:val="1FEF3E6C"/>
     <w:multiLevelType w:val="hybridMultilevel"/>
@@ -1084,7 +1698,7 @@
 </file>
 
 <file path=word/styles.xml><?xml version="1.0" encoding="utf-8"?>
-<w:styles xmlns:mc="http://schemas.openxmlformats.org/markup-compatibility/2006" xmlns:r="http://schemas.openxmlformats.org/officeDocument/2006/relationships" xmlns:w="http://schemas.openxmlformats.org/wordprocessingml/2006/main" xmlns:w14="http://schemas.microsoft.com/office/word/2010/wordml" xmlns:w15="http://schemas.microsoft.com/office/word/2012/wordml" xmlns:w16cex="http://schemas.microsoft.com/office/word/2018/wordml/cex" xmlns:w16cid="http://schemas.microsoft.com/office/word/2016/wordml/cid" xmlns:w16="http://schemas.microsoft.com/office/word/2018/wordml" xmlns:w16sdtdh="http://schemas.microsoft.com/office/word/2020/wordml/sdtdatahash" xmlns:w16se="http://schemas.microsoft.com/office/word/2015/wordml/symex" mc:Ignorable="w14 w15 w16se w16cid w16 w16cex w16sdtdh">
+<w:styles xmlns:mc="http://schemas.openxmlformats.org/markup-compatibility/2006" xmlns:r="http://schemas.openxmlformats.org/officeDocument/2006/relationships" xmlns:w="http://schemas.openxmlformats.org/wordprocessingml/2006/main" xmlns:w14="http://schemas.microsoft.com/office/word/2010/wordml" xmlns:w15="http://schemas.microsoft.com/office/word/2012/wordml" xmlns:w16cex="http://schemas.microsoft.com/office/word/2018/wordml/cex" xmlns:w16cid="http://schemas.microsoft.com/office/word/2016/wordml/cid" xmlns:w16="http://schemas.microsoft.com/office/word/2018/wordml" xmlns:w16du="http://schemas.microsoft.com/office/word/2023/wordml/word16du" xmlns:w16sdtdh="http://schemas.microsoft.com/office/word/2020/wordml/sdtdatahash" xmlns:w16sdtfl="http://schemas.microsoft.com/office/word/2024/wordml/sdtformatlock" xmlns:w16se="http://schemas.microsoft.com/office/word/2015/wordml/symex" mc:Ignorable="w14 w15 w16se w16cid w16 w16cex w16sdtdh w16sdtfl w16du">
   <w:docDefaults>
     <w:rPrDefault>
       <w:rPr>
@@ -1795,6 +2409,49 @@
       <w:rFonts w:ascii="Calibri" w:hAnsi="Calibri"/>
     </w:rPr>
   </w:style>
+  <w:style w:type="paragraph" w:styleId="Kopvaninhoudsopgave">
+    <w:name w:val="TOC Heading"/>
+    <w:basedOn w:val="Kop1"/>
+    <w:next w:val="Standaard"/>
+    <w:uiPriority w:val="39"/>
+    <w:unhideWhenUsed/>
+    <w:qFormat/>
+    <w:rsid w:val="002F0373"/>
+    <w:pPr>
+      <w:spacing w:before="240" w:line="259" w:lineRule="auto"/>
+      <w:outlineLvl w:val="9"/>
+    </w:pPr>
+    <w:rPr>
+      <w:b w:val="0"/>
+      <w:bCs w:val="0"/>
+      <w:sz w:val="32"/>
+      <w:szCs w:val="32"/>
+      <w:lang w:eastAsia="nl-NL"/>
+    </w:rPr>
+  </w:style>
+  <w:style w:type="paragraph" w:styleId="Inhopg1">
+    <w:name w:val="toc 1"/>
+    <w:basedOn w:val="Standaard"/>
+    <w:next w:val="Standaard"/>
+    <w:autoRedefine/>
+    <w:uiPriority w:val="39"/>
+    <w:unhideWhenUsed/>
+    <w:rsid w:val="002F0373"/>
+    <w:pPr>
+      <w:spacing w:after="100"/>
+    </w:pPr>
+  </w:style>
+  <w:style w:type="character" w:styleId="Hyperlink">
+    <w:name w:val="Hyperlink"/>
+    <w:basedOn w:val="Standaardalinea-lettertype"/>
+    <w:uiPriority w:val="99"/>
+    <w:unhideWhenUsed/>
+    <w:rsid w:val="002F0373"/>
+    <w:rPr>
+      <w:color w:val="0000FF" w:themeColor="hyperlink"/>
+      <w:u w:val="single"/>
+    </w:rPr>
+  </w:style>
 </w:styles>
 </file>
 
@@ -2091,7 +2748,6 @@
 <ds:datastoreItem xmlns:ds="http://schemas.openxmlformats.org/officeDocument/2006/customXml" ds:itemID="{4BD3A6BF-D9A3-4B07-A9D1-03F667EB7F70}">
   <ds:schemaRefs>
     <ds:schemaRef ds:uri="http://schemas.openxmlformats.org/officeDocument/2006/bibliography"/>
-    <ds:schemaRef ds:uri="http://www.w3.org/2000/xmlns/"/>
   </ds:schemaRefs>
 </ds:datastoreItem>
 </file>